--- a/StressNet1.docx
+++ b/StressNet1.docx
@@ -12,7 +12,6 @@
           <w:szCs w:val="32"/>
         </w:rPr>
       </w:pPr>
-      <w:proofErr w:type="spellStart"/>
       <w:r>
         <w:rPr>
           <w:b/>
@@ -20,17 +19,7 @@
           <w:sz w:val="32"/>
           <w:szCs w:val="32"/>
         </w:rPr>
-        <w:t>StressNet</w:t>
-      </w:r>
-      <w:proofErr w:type="spellEnd"/>
-      <w:r>
-        <w:rPr>
-          <w:b/>
-          <w:bCs/>
-          <w:sz w:val="32"/>
-          <w:szCs w:val="32"/>
-        </w:rPr>
-        <w:t>: Structural Stress Prediction for Tourist Bridges &amp; Viewing Structures</w:t>
+        <w:t>StressNet: Structural Stress Prediction for Tourist Bridges &amp; Viewing Structures</w:t>
       </w:r>
     </w:p>
     <w:p>
@@ -66,13 +55,8 @@
       </w:r>
     </w:p>
     <w:p>
-      <w:proofErr w:type="spellStart"/>
-      <w:r>
-        <w:t>StressNet</w:t>
-      </w:r>
-      <w:proofErr w:type="spellEnd"/>
-      <w:r>
-        <w:t xml:space="preserve"> is an IoT and Artificial Intelligence based monitoring system designed to collect real-time structural data from sensors and predict stress levels. The system integrates sensors, cloud computing, machine learning models, and dashboards to provide early warnings and actionable insights for safety management.</w:t>
+      <w:r>
+        <w:t>StressNet is an IoT and Artificial Intelligence based monitoring system designed to collect real-time structural data from sensors and predict stress levels. The system integrates sensors, cloud computing, machine learning models, and dashboards to provide early warnings and actionable insights for safety management.</w:t>
       </w:r>
     </w:p>
     <w:p>
@@ -167,15 +151,7 @@
     </w:p>
     <w:p>
       <w:r>
-        <w:t xml:space="preserve">The main objectives of the </w:t>
-      </w:r>
-      <w:proofErr w:type="spellStart"/>
-      <w:r>
-        <w:t>StressNet</w:t>
-      </w:r>
-      <w:proofErr w:type="spellEnd"/>
-      <w:r>
-        <w:t xml:space="preserve"> system are:</w:t>
+        <w:t>The main objectives of the StressNet system are:</w:t>
       </w:r>
     </w:p>
     <w:p>
@@ -255,15 +231,7 @@
     </w:p>
     <w:p>
       <w:r>
-        <w:t xml:space="preserve">The </w:t>
-      </w:r>
-      <w:proofErr w:type="spellStart"/>
-      <w:r>
-        <w:t>StressNet</w:t>
-      </w:r>
-      <w:proofErr w:type="spellEnd"/>
-      <w:r>
-        <w:t xml:space="preserve"> system follows a layered architecture consisting of:</w:t>
+        <w:t>The StressNet system follows a layered architecture consisting of:</w:t>
       </w:r>
     </w:p>
     <w:p>
@@ -359,15 +327,7 @@
     </w:p>
     <w:p>
       <w:r>
-        <w:t xml:space="preserve">Sensor data is collected through a microcontroller and transmitted to cloud platforms where it is </w:t>
-      </w:r>
-      <w:proofErr w:type="spellStart"/>
-      <w:r>
-        <w:t>analyzed</w:t>
-      </w:r>
-      <w:proofErr w:type="spellEnd"/>
-      <w:r>
-        <w:t xml:space="preserve"> using machine learning algorithms. The processed information is then visualized through a real-time dashboard.</w:t>
+        <w:t>Sensor data is collected through a microcontroller and transmitted to cloud platforms where it is analyzed using machine learning algorithms. The processed information is then visualized through a real-time dashboard.</w:t>
       </w:r>
     </w:p>
     <w:p/>
@@ -426,15 +386,7 @@
     </w:p>
     <w:p>
       <w:r>
-        <w:t xml:space="preserve">The ESP32-S3 serves as the main controller that collects sensor data and sends it to the cloud through </w:t>
-      </w:r>
-      <w:proofErr w:type="spellStart"/>
-      <w:r>
-        <w:t>WiFi</w:t>
-      </w:r>
-      <w:proofErr w:type="spellEnd"/>
-      <w:r>
-        <w:t xml:space="preserve"> connectivity.</w:t>
+        <w:t>The ESP32-S3 serves as the main controller that collects sensor data and sends it to the cloud through WiFi connectivity.</w:t>
       </w:r>
     </w:p>
     <w:p>
@@ -454,15 +406,7 @@
     </w:p>
     <w:p>
       <w:r>
-        <w:t xml:space="preserve">The DHT22 measures environmental temperature around the bridge structure, which may affect material </w:t>
-      </w:r>
-      <w:proofErr w:type="spellStart"/>
-      <w:r>
-        <w:t>behavior</w:t>
-      </w:r>
-      <w:proofErr w:type="spellEnd"/>
-      <w:r>
-        <w:t>.</w:t>
+        <w:t>The DHT22 measures environmental temperature around the bridge structure, which may affect material behavior.</w:t>
       </w:r>
     </w:p>
     <w:p>
@@ -766,21 +710,12 @@
           <w:bCs/>
         </w:rPr>
       </w:pPr>
-      <w:proofErr w:type="spellStart"/>
-      <w:r>
-        <w:rPr>
-          <w:b/>
-          <w:bCs/>
-        </w:rPr>
-        <w:t>Cirkit</w:t>
-      </w:r>
-      <w:proofErr w:type="spellEnd"/>
-      <w:r>
-        <w:rPr>
-          <w:b/>
-          <w:bCs/>
-        </w:rPr>
-        <w:t xml:space="preserve"> Designer</w:t>
+      <w:r>
+        <w:rPr>
+          <w:b/>
+          <w:bCs/>
+        </w:rPr>
+        <w:t>Cirkit Designer</w:t>
       </w:r>
     </w:p>
     <w:p>
@@ -795,21 +730,12 @@
           <w:bCs/>
         </w:rPr>
       </w:pPr>
-      <w:proofErr w:type="spellStart"/>
-      <w:r>
-        <w:rPr>
-          <w:b/>
-          <w:bCs/>
-        </w:rPr>
-        <w:t>ThingSpeak</w:t>
-      </w:r>
-      <w:proofErr w:type="spellEnd"/>
-      <w:r>
-        <w:rPr>
-          <w:b/>
-          <w:bCs/>
-        </w:rPr>
-        <w:t xml:space="preserve"> Cloud</w:t>
+      <w:r>
+        <w:rPr>
+          <w:b/>
+          <w:bCs/>
+        </w:rPr>
+        <w:t>ThingSpeak Cloud</w:t>
       </w:r>
     </w:p>
     <w:p>
@@ -849,17 +775,8 @@
           <w:b/>
           <w:bCs/>
         </w:rPr>
-        <w:t xml:space="preserve">Google </w:t>
-      </w:r>
-      <w:proofErr w:type="spellStart"/>
-      <w:r>
-        <w:rPr>
-          <w:b/>
-          <w:bCs/>
-        </w:rPr>
-        <w:t>Colab</w:t>
-      </w:r>
-      <w:proofErr w:type="spellEnd"/>
+        <w:t>Google Colab</w:t>
+      </w:r>
     </w:p>
     <w:p>
       <w:r>
@@ -886,7 +803,62 @@
         <w:t>Used to create a real-time monitoring dashboard.</w:t>
       </w:r>
     </w:p>
-    <w:p/>
+    <w:p>
+      <w:r>
+        <w:rPr>
+          <w:noProof/>
+        </w:rPr>
+        <w:lastRenderedPageBreak/>
+        <w:drawing>
+          <wp:inline distT="0" distB="0" distL="0" distR="0" wp14:anchorId="17CB79D0" wp14:editId="2CAB9B9D">
+            <wp:extent cx="5731510" cy="3522345"/>
+            <wp:effectExtent l="0" t="0" r="2540" b="1905"/>
+            <wp:docPr id="1987159008" name="Picture 1"/>
+            <wp:cNvGraphicFramePr>
+              <a:graphicFrameLocks xmlns:a="http://schemas.openxmlformats.org/drawingml/2006/main" noChangeAspect="1"/>
+            </wp:cNvGraphicFramePr>
+            <a:graphic xmlns:a="http://schemas.openxmlformats.org/drawingml/2006/main">
+              <a:graphicData uri="http://schemas.openxmlformats.org/drawingml/2006/picture">
+                <pic:pic xmlns:pic="http://schemas.openxmlformats.org/drawingml/2006/picture">
+                  <pic:nvPicPr>
+                    <pic:cNvPr id="0" name="Picture 1"/>
+                    <pic:cNvPicPr>
+                      <a:picLocks noChangeAspect="1" noChangeArrowheads="1"/>
+                    </pic:cNvPicPr>
+                  </pic:nvPicPr>
+                  <pic:blipFill>
+                    <a:blip r:embed="rId5">
+                      <a:extLst>
+                        <a:ext uri="{28A0092B-C50C-407E-A947-70E740481C1C}">
+                          <a14:useLocalDpi xmlns:a14="http://schemas.microsoft.com/office/drawing/2010/main" val="0"/>
+                        </a:ext>
+                      </a:extLst>
+                    </a:blip>
+                    <a:srcRect/>
+                    <a:stretch>
+                      <a:fillRect/>
+                    </a:stretch>
+                  </pic:blipFill>
+                  <pic:spPr bwMode="auto">
+                    <a:xfrm>
+                      <a:off x="0" y="0"/>
+                      <a:ext cx="5731510" cy="3522345"/>
+                    </a:xfrm>
+                    <a:prstGeom prst="rect">
+                      <a:avLst/>
+                    </a:prstGeom>
+                    <a:noFill/>
+                    <a:ln>
+                      <a:noFill/>
+                    </a:ln>
+                  </pic:spPr>
+                </pic:pic>
+              </a:graphicData>
+            </a:graphic>
+          </wp:inline>
+        </w:drawing>
+      </w:r>
+    </w:p>
     <w:p>
       <w:pPr>
         <w:rPr>
@@ -929,15 +901,7 @@
       </w:r>
       <w:r>
         <w:br/>
-      </w:r>
-      <w:proofErr w:type="spellStart"/>
-      <w:r>
-        <w:lastRenderedPageBreak/>
-        <w:t>WiFi</w:t>
-      </w:r>
-      <w:proofErr w:type="spellEnd"/>
-      <w:r>
-        <w:t xml:space="preserve"> Transmission</w:t>
+        <w:t>WiFi Transmission</w:t>
       </w:r>
       <w:r>
         <w:br/>
@@ -945,14 +909,7 @@
       </w:r>
       <w:r>
         <w:br/>
-      </w:r>
-      <w:proofErr w:type="spellStart"/>
-      <w:r>
-        <w:t>ThingSpeak</w:t>
-      </w:r>
-      <w:proofErr w:type="spellEnd"/>
-      <w:r>
-        <w:t xml:space="preserve"> Cloud</w:t>
+        <w:t>ThingSpeak Cloud</w:t>
       </w:r>
       <w:r>
         <w:br/>
@@ -1050,6 +1007,7 @@
         </w:numPr>
       </w:pPr>
       <w:r>
+        <w:lastRenderedPageBreak/>
         <w:t xml:space="preserve">Pressure </w:t>
       </w:r>
     </w:p>
@@ -1211,14 +1169,8 @@
       </w:r>
     </w:p>
     <w:p>
-      <w:proofErr w:type="spellStart"/>
-      <w:r>
-        <w:lastRenderedPageBreak/>
-        <w:t>Color</w:t>
-      </w:r>
-      <w:proofErr w:type="spellEnd"/>
-      <w:r>
-        <w:t xml:space="preserve"> indicators are used for risk classification:</w:t>
+      <w:r>
+        <w:t>Color indicators are used for risk classification:</w:t>
       </w:r>
     </w:p>
     <w:p>
@@ -1293,7 +1245,7 @@
           <w:noProof/>
         </w:rPr>
         <w:drawing>
-          <wp:inline distT="0" distB="0" distL="0" distR="0" wp14:anchorId="320E0701" wp14:editId="19FFA2CC">
+          <wp:inline distT="0" distB="0" distL="0" distR="0" wp14:anchorId="320E0701" wp14:editId="4E7DACE0">
             <wp:extent cx="5731510" cy="1050925"/>
             <wp:effectExtent l="0" t="0" r="2540" b="0"/>
             <wp:docPr id="1337021296" name="Picture 1"/>
@@ -1310,7 +1262,7 @@
                     </pic:cNvPicPr>
                   </pic:nvPicPr>
                   <pic:blipFill>
-                    <a:blip r:embed="rId5" cstate="print">
+                    <a:blip r:embed="rId6" cstate="print">
                       <a:extLst>
                         <a:ext uri="{28A0092B-C50C-407E-A947-70E740481C1C}">
                           <a14:useLocalDpi xmlns:a14="http://schemas.microsoft.com/office/drawing/2010/main" val="0"/>
@@ -1364,15 +1316,7 @@
     </w:p>
     <w:p>
       <w:r>
-        <w:t xml:space="preserve">The </w:t>
-      </w:r>
-      <w:proofErr w:type="spellStart"/>
-      <w:r>
-        <w:t>StressNet</w:t>
-      </w:r>
-      <w:proofErr w:type="spellEnd"/>
-      <w:r>
-        <w:t xml:space="preserve"> system will provide:</w:t>
+        <w:t>The StressNet system will provide:</w:t>
       </w:r>
     </w:p>
     <w:p>
@@ -1451,21 +1395,8 @@
       </w:r>
     </w:p>
     <w:p>
-      <w:proofErr w:type="spellStart"/>
-      <w:r>
-        <w:t>StressNet</w:t>
-      </w:r>
-      <w:proofErr w:type="spellEnd"/>
-      <w:r>
-        <w:t xml:space="preserve"> demonstrates the effective integration of IoT, cloud computing, and artificial intelligence for structural health monitoring. By </w:t>
-      </w:r>
-      <w:proofErr w:type="spellStart"/>
-      <w:r>
-        <w:t>analyzing</w:t>
-      </w:r>
-      <w:proofErr w:type="spellEnd"/>
-      <w:r>
-        <w:t xml:space="preserve"> real-time sensor data and predicting stress levels, the system enables proactive safety management for tourist bridges and viewing structures.</w:t>
+      <w:r>
+        <w:t>StressNet demonstrates the effective integration of IoT, cloud computing, and artificial intelligence for structural health monitoring. By analyzing real-time sensor data and predicting stress levels, the system enables proactive safety management for tourist bridges and viewing structures.</w:t>
       </w:r>
     </w:p>
     <w:p/>
@@ -3231,6 +3162,7 @@
   <w:style w:type="character" w:default="1" w:styleId="DefaultParagraphFont">
     <w:name w:val="Default Paragraph Font"/>
     <w:uiPriority w:val="1"/>
+    <w:semiHidden/>
     <w:unhideWhenUsed/>
   </w:style>
   <w:style w:type="table" w:default="1" w:styleId="TableNormal">
